--- a/文件/專題系統手冊/初評前/分工及目錄.docx
+++ b/文件/專題系統手冊/初評前/分工及目錄.docx
@@ -1,6 +1,6 @@
 
 <file path=word/document.xml><?xml version="1.0" encoding="utf-8"?>
-<w:document xmlns:wpc="http://schemas.microsoft.com/office/word/2010/wordprocessingCanvas" xmlns:cx="http://schemas.microsoft.com/office/drawing/2014/chartex" xmlns:cx1="http://schemas.microsoft.com/office/drawing/2015/9/8/chartex" xmlns:cx2="http://schemas.microsoft.com/office/drawing/2015/10/21/chartex" xmlns:cx3="http://schemas.microsoft.com/office/drawing/2016/5/9/chartex" xmlns:cx4="http://schemas.microsoft.com/office/drawing/2016/5/10/chartex" xmlns:cx5="http://schemas.microsoft.com/office/drawing/2016/5/11/chartex" xmlns:cx6="http://schemas.microsoft.com/office/drawing/2016/5/12/chartex" xmlns:cx7="http://schemas.microsoft.com/office/drawing/2016/5/13/chartex" xmlns:cx8="http://schemas.microsoft.com/office/drawing/2016/5/14/chartex" xmlns:mc="http://schemas.openxmlformats.org/markup-compatibility/2006" xmlns:aink="http://schemas.microsoft.com/office/drawing/2016/ink" xmlns:am3d="http://schemas.microsoft.com/office/drawing/2017/model3d" xmlns:o="urn:schemas-microsoft-com:office:office" xmlns:oel="http://schemas.microsoft.com/office/2019/extlst" xmlns:r="http://schemas.openxmlformats.org/officeDocument/2006/relationships" xmlns:m="http://schemas.openxmlformats.org/officeDocument/2006/math" xmlns:v="urn:schemas-microsoft-com:vml" xmlns:wp14="http://schemas.microsoft.com/office/word/2010/wordprocessingDrawing" xmlns:wp="http://schemas.openxmlformats.org/drawingml/2006/wordprocessingDrawing" xmlns:w10="urn:schemas-microsoft-com:office:word" xmlns:w="http://schemas.openxmlformats.org/wordprocessingml/2006/main" xmlns:w14="http://schemas.microsoft.com/office/word/2010/wordml" xmlns:w15="http://schemas.microsoft.com/office/word/2012/wordml" xmlns:w16cex="http://schemas.microsoft.com/office/word/2018/wordml/cex" xmlns:w16cid="http://schemas.microsoft.com/office/word/2016/wordml/cid" xmlns:w16="http://schemas.microsoft.com/office/word/2018/wordml" xmlns:w16du="http://schemas.microsoft.com/office/word/2023/wordml/word16du" xmlns:w16sdtdh="http://schemas.microsoft.com/office/word/2020/wordml/sdtdatahash" xmlns:w16sdtfl="http://schemas.microsoft.com/office/word/2024/wordml/sdtformatlock" xmlns:w16se="http://schemas.microsoft.com/office/word/2015/wordml/symex" xmlns:wpg="http://schemas.microsoft.com/office/word/2010/wordprocessingGroup" xmlns:wpi="http://schemas.microsoft.com/office/word/2010/wordprocessingInk" xmlns:wne="http://schemas.microsoft.com/office/word/2006/wordml" xmlns:wps="http://schemas.microsoft.com/office/word/2010/wordprocessingShape" mc:Ignorable="w14 w15 w16se w16cid w16 w16cex w16sdtdh w16sdtfl w16du wp14">
+<w:document xmlns:wpc="http://schemas.microsoft.com/office/word/2010/wordprocessingCanvas" xmlns:cx="http://schemas.microsoft.com/office/drawing/2014/chartex" xmlns:cx1="http://schemas.microsoft.com/office/drawing/2015/9/8/chartex" xmlns:cx2="http://schemas.microsoft.com/office/drawing/2015/10/21/chartex" xmlns:cx3="http://schemas.microsoft.com/office/drawing/2016/5/9/chartex" xmlns:cx4="http://schemas.microsoft.com/office/drawing/2016/5/10/chartex" xmlns:cx5="http://schemas.microsoft.com/office/drawing/2016/5/11/chartex" xmlns:cx6="http://schemas.microsoft.com/office/drawing/2016/5/12/chartex" xmlns:cx7="http://schemas.microsoft.com/office/drawing/2016/5/13/chartex" xmlns:cx8="http://schemas.microsoft.com/office/drawing/2016/5/14/chartex" xmlns:mc="http://schemas.openxmlformats.org/markup-compatibility/2006" xmlns:aink="http://schemas.microsoft.com/office/drawing/2016/ink" xmlns:am3d="http://schemas.microsoft.com/office/drawing/2017/model3d" xmlns:o="urn:schemas-microsoft-com:office:office" xmlns:r="http://schemas.openxmlformats.org/officeDocument/2006/relationships" xmlns:m="http://schemas.openxmlformats.org/officeDocument/2006/math" xmlns:v="urn:schemas-microsoft-com:vml" xmlns:wp14="http://schemas.microsoft.com/office/word/2010/wordprocessingDrawing" xmlns:wp="http://schemas.openxmlformats.org/drawingml/2006/wordprocessingDrawing" xmlns:w10="urn:schemas-microsoft-com:office:word" xmlns:w="http://schemas.openxmlformats.org/wordprocessingml/2006/main" xmlns:w14="http://schemas.microsoft.com/office/word/2010/wordml" xmlns:w15="http://schemas.microsoft.com/office/word/2012/wordml" xmlns:w16cex="http://schemas.microsoft.com/office/word/2018/wordml/cex" xmlns:w16cid="http://schemas.microsoft.com/office/word/2016/wordml/cid" xmlns:w16="http://schemas.microsoft.com/office/word/2018/wordml" xmlns:w16sdtdh="http://schemas.microsoft.com/office/word/2020/wordml/sdtdatahash" xmlns:w16se="http://schemas.microsoft.com/office/word/2015/wordml/symex" xmlns:wpg="http://schemas.microsoft.com/office/word/2010/wordprocessingGroup" xmlns:wpi="http://schemas.microsoft.com/office/word/2010/wordprocessingInk" xmlns:wne="http://schemas.microsoft.com/office/word/2006/wordml" xmlns:wps="http://schemas.microsoft.com/office/word/2010/wordprocessingShape" mc:Ignorable="w14 w15 w16se w16cid w16 w16cex w16sdtdh wp14">
   <w:body>
     <w:p>
       <w:pPr>
@@ -199,54 +199,32 @@
         <w:rPr>
           <w:rFonts w:eastAsia="標楷體" w:hint="eastAsia"/>
         </w:rPr>
-        <w:t>節</w:t>
-      </w:r>
-      <w:proofErr w:type="gramStart"/>
+        <w:t>節（例</w:t>
+      </w:r>
+      <w:r>
+        <w:rPr>
+          <w:rFonts w:eastAsia="標楷體"/>
+        </w:rPr>
+        <w:t>：</w:t>
+      </w:r>
       <w:r>
         <w:rPr>
           <w:rFonts w:eastAsia="標楷體" w:hint="eastAsia"/>
         </w:rPr>
-        <w:t>（</w:t>
-      </w:r>
-      <w:proofErr w:type="gramEnd"/>
+        <w:t xml:space="preserve">1-1 </w:t>
+      </w:r>
       <w:r>
         <w:rPr>
           <w:rFonts w:eastAsia="標楷體" w:hint="eastAsia"/>
         </w:rPr>
-        <w:t>例</w:t>
+        <w:t>簡</w:t>
       </w:r>
       <w:r>
         <w:rPr>
           <w:rFonts w:eastAsia="標楷體"/>
         </w:rPr>
-        <w:t>：</w:t>
-      </w:r>
-      <w:r>
-        <w:rPr>
-          <w:rFonts w:eastAsia="標楷體" w:hint="eastAsia"/>
-        </w:rPr>
-        <w:t xml:space="preserve">1-1 </w:t>
-      </w:r>
-      <w:r>
-        <w:rPr>
-          <w:rFonts w:eastAsia="標楷體" w:hint="eastAsia"/>
-        </w:rPr>
-        <w:t>簡</w:t>
-      </w:r>
-      <w:r>
-        <w:rPr>
-          <w:rFonts w:eastAsia="標楷體"/>
-        </w:rPr>
-        <w:t>介</w:t>
-      </w:r>
-      <w:proofErr w:type="gramStart"/>
-      <w:r>
-        <w:rPr>
-          <w:rFonts w:eastAsia="標楷體"/>
-        </w:rPr>
-        <w:t>）</w:t>
-      </w:r>
-      <w:proofErr w:type="gramEnd"/>
+        <w:t>介）</w:t>
+      </w:r>
       <w:r>
         <w:rPr>
           <w:rFonts w:ascii="標楷體" w:eastAsia="標楷體" w:hAnsi="標楷體" w:hint="eastAsia"/>
@@ -787,21 +765,12 @@
         </w:rPr>
         <w:t>章為主，頁數不限；</w:t>
       </w:r>
-      <w:proofErr w:type="gramStart"/>
       <w:r>
         <w:rPr>
           <w:rFonts w:eastAsia="標楷體" w:hint="eastAsia"/>
           <w:sz w:val="28"/>
         </w:rPr>
-        <w:t>複</w:t>
-      </w:r>
-      <w:proofErr w:type="gramEnd"/>
-      <w:r>
-        <w:rPr>
-          <w:rFonts w:eastAsia="標楷體" w:hint="eastAsia"/>
-          <w:sz w:val="28"/>
-        </w:rPr>
-        <w:t>評</w:t>
+        <w:t>複評</w:t>
       </w:r>
       <w:r>
         <w:rPr>
@@ -4205,96 +4174,64 @@
           <w:rFonts w:ascii="Times New Roman" w:cs="Arial" w:hint="eastAsia"/>
           <w:sz w:val="24"/>
         </w:rPr>
-        <w:t>（</w:t>
-      </w:r>
-      <w:proofErr w:type="gramStart"/>
+        <w:t>（複評過後）</w:t>
+      </w:r>
+      <w:r>
+        <w:rPr>
+          <w:rFonts w:ascii="Times New Roman" w:cs="Arial"/>
+        </w:rPr>
+        <w:t>，</w:t>
+      </w:r>
+      <w:r>
+        <w:rPr>
+          <w:rFonts w:ascii="Times New Roman" w:cs="Arial" w:hint="eastAsia"/>
+        </w:rPr>
+        <w:t>FTP</w:t>
+      </w:r>
+      <w:r>
+        <w:rPr>
+          <w:rFonts w:ascii="Times New Roman" w:cs="Arial" w:hint="eastAsia"/>
+        </w:rPr>
+        <w:t>上</w:t>
+      </w:r>
+      <w:r>
+        <w:rPr>
+          <w:rFonts w:ascii="Times New Roman" w:cs="Arial"/>
+        </w:rPr>
+        <w:t>傳</w:t>
+      </w:r>
+      <w:r>
+        <w:rPr>
+          <w:rFonts w:ascii="Times New Roman" w:cs="Arial"/>
+        </w:rPr>
+        <w:t>繳交</w:t>
+      </w:r>
+      <w:r>
+        <w:rPr>
+          <w:rFonts w:ascii="Times New Roman" w:cs="Arial" w:hint="eastAsia"/>
+        </w:rPr>
+        <w:t>如</w:t>
+      </w:r>
+      <w:r>
+        <w:rPr>
+          <w:rFonts w:ascii="Times New Roman" w:cs="Arial"/>
+        </w:rPr>
+        <w:t>下列資料</w:t>
+      </w:r>
       <w:r>
         <w:rPr>
           <w:rFonts w:ascii="Times New Roman" w:cs="Arial" w:hint="eastAsia"/>
           <w:sz w:val="24"/>
         </w:rPr>
-        <w:t>複</w:t>
-      </w:r>
-      <w:proofErr w:type="gramEnd"/>
+        <w:t>（最終依最</w:t>
+      </w:r>
       <w:r>
         <w:rPr>
           <w:rFonts w:ascii="Times New Roman" w:cs="Arial" w:hint="eastAsia"/>
           <w:sz w:val="24"/>
         </w:rPr>
-        <w:t>評過後）</w:t>
-      </w:r>
-      <w:r>
-        <w:rPr>
-          <w:rFonts w:ascii="Times New Roman" w:cs="Arial"/>
-        </w:rPr>
-        <w:t>，</w:t>
-      </w:r>
-      <w:r>
-        <w:rPr>
-          <w:rFonts w:ascii="Times New Roman" w:cs="Arial" w:hint="eastAsia"/>
-        </w:rPr>
-        <w:t>FTP</w:t>
-      </w:r>
-      <w:r>
-        <w:rPr>
-          <w:rFonts w:ascii="Times New Roman" w:cs="Arial" w:hint="eastAsia"/>
-        </w:rPr>
-        <w:t>上</w:t>
-      </w:r>
-      <w:r>
-        <w:rPr>
-          <w:rFonts w:ascii="Times New Roman" w:cs="Arial"/>
-        </w:rPr>
-        <w:t>傳</w:t>
-      </w:r>
-      <w:r>
-        <w:rPr>
-          <w:rFonts w:ascii="Times New Roman" w:cs="Arial"/>
-        </w:rPr>
-        <w:t>繳交</w:t>
-      </w:r>
-      <w:r>
-        <w:rPr>
-          <w:rFonts w:ascii="Times New Roman" w:cs="Arial" w:hint="eastAsia"/>
-        </w:rPr>
-        <w:t>如</w:t>
-      </w:r>
-      <w:r>
-        <w:rPr>
-          <w:rFonts w:ascii="Times New Roman" w:cs="Arial"/>
-        </w:rPr>
-        <w:t>下列資料</w:t>
-      </w:r>
-      <w:r>
-        <w:rPr>
-          <w:rFonts w:ascii="Times New Roman" w:cs="Arial" w:hint="eastAsia"/>
-          <w:sz w:val="24"/>
-        </w:rPr>
-        <w:t>（最終依最</w:t>
-      </w:r>
-      <w:r>
-        <w:rPr>
-          <w:rFonts w:ascii="Times New Roman" w:cs="Arial" w:hint="eastAsia"/>
-          <w:sz w:val="24"/>
-        </w:rPr>
         <w:lastRenderedPageBreak/>
-        <w:t>新公告為</w:t>
-      </w:r>
-      <w:proofErr w:type="gramStart"/>
-      <w:r>
-        <w:rPr>
-          <w:rFonts w:ascii="Times New Roman" w:cs="Arial" w:hint="eastAsia"/>
-          <w:sz w:val="24"/>
-        </w:rPr>
-        <w:t>準</w:t>
-      </w:r>
-      <w:proofErr w:type="gramEnd"/>
-      <w:r>
-        <w:rPr>
-          <w:rFonts w:ascii="Times New Roman" w:cs="Arial" w:hint="eastAsia"/>
-          <w:sz w:val="24"/>
-        </w:rPr>
-        <w:t>）</w:t>
+        <w:t>新公告為準）</w:t>
       </w:r>
     </w:p>
     <w:p>
@@ -4548,16 +4485,8 @@
         <w:rPr>
           <w:rFonts w:ascii="Times New Roman" w:cs="Arial"/>
         </w:rPr>
-        <w:t>元件、</w:t>
-      </w:r>
-      <w:proofErr w:type="gramStart"/>
-      <w:r>
-        <w:rPr>
-          <w:rFonts w:ascii="Times New Roman" w:cs="Arial"/>
-        </w:rPr>
-        <w:t>函式庫</w:t>
-      </w:r>
-      <w:proofErr w:type="gramEnd"/>
+        <w:t>元件、函式庫</w:t>
+      </w:r>
       <w:r>
         <w:rPr>
           <w:rFonts w:ascii="Times New Roman" w:cs="Arial"/>
@@ -5919,7 +5848,7 @@
       <w:pPr>
         <w:ind w:firstLineChars="50" w:firstLine="160"/>
         <w:rPr>
-          <w:rFonts w:ascii="標楷體" w:eastAsia="標楷體" w:hAnsi="標楷體" w:hint="eastAsia"/>
+          <w:rFonts w:ascii="標楷體" w:eastAsia="標楷體" w:hAnsi="標楷體"/>
           <w:sz w:val="32"/>
           <w:szCs w:val="32"/>
         </w:rPr>
@@ -6036,7 +5965,7 @@
 </file>
 
 <file path=word/endnotes.xml><?xml version="1.0" encoding="utf-8"?>
-<w:endnotes xmlns:wpc="http://schemas.microsoft.com/office/word/2010/wordprocessingCanvas" xmlns:cx="http://schemas.microsoft.com/office/drawing/2014/chartex" xmlns:cx1="http://schemas.microsoft.com/office/drawing/2015/9/8/chartex" xmlns:cx2="http://schemas.microsoft.com/office/drawing/2015/10/21/chartex" xmlns:cx3="http://schemas.microsoft.com/office/drawing/2016/5/9/chartex" xmlns:cx4="http://schemas.microsoft.com/office/drawing/2016/5/10/chartex" xmlns:cx5="http://schemas.microsoft.com/office/drawing/2016/5/11/chartex" xmlns:cx6="http://schemas.microsoft.com/office/drawing/2016/5/12/chartex" xmlns:cx7="http://schemas.microsoft.com/office/drawing/2016/5/13/chartex" xmlns:cx8="http://schemas.microsoft.com/office/drawing/2016/5/14/chartex" xmlns:mc="http://schemas.openxmlformats.org/markup-compatibility/2006" xmlns:aink="http://schemas.microsoft.com/office/drawing/2016/ink" xmlns:am3d="http://schemas.microsoft.com/office/drawing/2017/model3d" xmlns:o="urn:schemas-microsoft-com:office:office" xmlns:oel="http://schemas.microsoft.com/office/2019/extlst" xmlns:r="http://schemas.openxmlformats.org/officeDocument/2006/relationships" xmlns:m="http://schemas.openxmlformats.org/officeDocument/2006/math" xmlns:v="urn:schemas-microsoft-com:vml" xmlns:wp14="http://schemas.microsoft.com/office/word/2010/wordprocessingDrawing" xmlns:wp="http://schemas.openxmlformats.org/drawingml/2006/wordprocessingDrawing" xmlns:w10="urn:schemas-microsoft-com:office:word" xmlns:w="http://schemas.openxmlformats.org/wordprocessingml/2006/main" xmlns:w14="http://schemas.microsoft.com/office/word/2010/wordml" xmlns:w15="http://schemas.microsoft.com/office/word/2012/wordml" xmlns:w16cex="http://schemas.microsoft.com/office/word/2018/wordml/cex" xmlns:w16cid="http://schemas.microsoft.com/office/word/2016/wordml/cid" xmlns:w16="http://schemas.microsoft.com/office/word/2018/wordml" xmlns:w16du="http://schemas.microsoft.com/office/word/2023/wordml/word16du" xmlns:w16sdtdh="http://schemas.microsoft.com/office/word/2020/wordml/sdtdatahash" xmlns:w16sdtfl="http://schemas.microsoft.com/office/word/2024/wordml/sdtformatlock" xmlns:w16se="http://schemas.microsoft.com/office/word/2015/wordml/symex" xmlns:wpg="http://schemas.microsoft.com/office/word/2010/wordprocessingGroup" xmlns:wpi="http://schemas.microsoft.com/office/word/2010/wordprocessingInk" xmlns:wne="http://schemas.microsoft.com/office/word/2006/wordml" xmlns:wps="http://schemas.microsoft.com/office/word/2010/wordprocessingShape" mc:Ignorable="w14 w15 w16se w16cid w16 w16cex w16sdtdh w16sdtfl w16du wp14">
+<w:endnotes xmlns:wpc="http://schemas.microsoft.com/office/word/2010/wordprocessingCanvas" xmlns:cx="http://schemas.microsoft.com/office/drawing/2014/chartex" xmlns:cx1="http://schemas.microsoft.com/office/drawing/2015/9/8/chartex" xmlns:cx2="http://schemas.microsoft.com/office/drawing/2015/10/21/chartex" xmlns:cx3="http://schemas.microsoft.com/office/drawing/2016/5/9/chartex" xmlns:cx4="http://schemas.microsoft.com/office/drawing/2016/5/10/chartex" xmlns:cx5="http://schemas.microsoft.com/office/drawing/2016/5/11/chartex" xmlns:cx6="http://schemas.microsoft.com/office/drawing/2016/5/12/chartex" xmlns:cx7="http://schemas.microsoft.com/office/drawing/2016/5/13/chartex" xmlns:cx8="http://schemas.microsoft.com/office/drawing/2016/5/14/chartex" xmlns:mc="http://schemas.openxmlformats.org/markup-compatibility/2006" xmlns:aink="http://schemas.microsoft.com/office/drawing/2016/ink" xmlns:am3d="http://schemas.microsoft.com/office/drawing/2017/model3d" xmlns:o="urn:schemas-microsoft-com:office:office" xmlns:r="http://schemas.openxmlformats.org/officeDocument/2006/relationships" xmlns:m="http://schemas.openxmlformats.org/officeDocument/2006/math" xmlns:v="urn:schemas-microsoft-com:vml" xmlns:wp14="http://schemas.microsoft.com/office/word/2010/wordprocessingDrawing" xmlns:wp="http://schemas.openxmlformats.org/drawingml/2006/wordprocessingDrawing" xmlns:w10="urn:schemas-microsoft-com:office:word" xmlns:w="http://schemas.openxmlformats.org/wordprocessingml/2006/main" xmlns:w14="http://schemas.microsoft.com/office/word/2010/wordml" xmlns:w15="http://schemas.microsoft.com/office/word/2012/wordml" xmlns:w16cex="http://schemas.microsoft.com/office/word/2018/wordml/cex" xmlns:w16cid="http://schemas.microsoft.com/office/word/2016/wordml/cid" xmlns:w16="http://schemas.microsoft.com/office/word/2018/wordml" xmlns:w16sdtdh="http://schemas.microsoft.com/office/word/2020/wordml/sdtdatahash" xmlns:w16se="http://schemas.microsoft.com/office/word/2015/wordml/symex" xmlns:wpg="http://schemas.microsoft.com/office/word/2010/wordprocessingGroup" xmlns:wpi="http://schemas.microsoft.com/office/word/2010/wordprocessingInk" xmlns:wne="http://schemas.microsoft.com/office/word/2006/wordml" xmlns:wps="http://schemas.microsoft.com/office/word/2010/wordprocessingShape" mc:Ignorable="w14 w15 w16se w16cid w16 w16cex w16sdtdh wp14">
   <w:endnote w:type="separator" w:id="-1">
     <w:p>
       <w:r>
@@ -6055,7 +5984,7 @@
 </file>
 
 <file path=word/footnotes.xml><?xml version="1.0" encoding="utf-8"?>
-<w:footnotes xmlns:wpc="http://schemas.microsoft.com/office/word/2010/wordprocessingCanvas" xmlns:cx="http://schemas.microsoft.com/office/drawing/2014/chartex" xmlns:cx1="http://schemas.microsoft.com/office/drawing/2015/9/8/chartex" xmlns:cx2="http://schemas.microsoft.com/office/drawing/2015/10/21/chartex" xmlns:cx3="http://schemas.microsoft.com/office/drawing/2016/5/9/chartex" xmlns:cx4="http://schemas.microsoft.com/office/drawing/2016/5/10/chartex" xmlns:cx5="http://schemas.microsoft.com/office/drawing/2016/5/11/chartex" xmlns:cx6="http://schemas.microsoft.com/office/drawing/2016/5/12/chartex" xmlns:cx7="http://schemas.microsoft.com/office/drawing/2016/5/13/chartex" xmlns:cx8="http://schemas.microsoft.com/office/drawing/2016/5/14/chartex" xmlns:mc="http://schemas.openxmlformats.org/markup-compatibility/2006" xmlns:aink="http://schemas.microsoft.com/office/drawing/2016/ink" xmlns:am3d="http://schemas.microsoft.com/office/drawing/2017/model3d" xmlns:o="urn:schemas-microsoft-com:office:office" xmlns:oel="http://schemas.microsoft.com/office/2019/extlst" xmlns:r="http://schemas.openxmlformats.org/officeDocument/2006/relationships" xmlns:m="http://schemas.openxmlformats.org/officeDocument/2006/math" xmlns:v="urn:schemas-microsoft-com:vml" xmlns:wp14="http://schemas.microsoft.com/office/word/2010/wordprocessingDrawing" xmlns:wp="http://schemas.openxmlformats.org/drawingml/2006/wordprocessingDrawing" xmlns:w10="urn:schemas-microsoft-com:office:word" xmlns:w="http://schemas.openxmlformats.org/wordprocessingml/2006/main" xmlns:w14="http://schemas.microsoft.com/office/word/2010/wordml" xmlns:w15="http://schemas.microsoft.com/office/word/2012/wordml" xmlns:w16cex="http://schemas.microsoft.com/office/word/2018/wordml/cex" xmlns:w16cid="http://schemas.microsoft.com/office/word/2016/wordml/cid" xmlns:w16="http://schemas.microsoft.com/office/word/2018/wordml" xmlns:w16du="http://schemas.microsoft.com/office/word/2023/wordml/word16du" xmlns:w16sdtdh="http://schemas.microsoft.com/office/word/2020/wordml/sdtdatahash" xmlns:w16sdtfl="http://schemas.microsoft.com/office/word/2024/wordml/sdtformatlock" xmlns:w16se="http://schemas.microsoft.com/office/word/2015/wordml/symex" xmlns:wpg="http://schemas.microsoft.com/office/word/2010/wordprocessingGroup" xmlns:wpi="http://schemas.microsoft.com/office/word/2010/wordprocessingInk" xmlns:wne="http://schemas.microsoft.com/office/word/2006/wordml" xmlns:wps="http://schemas.microsoft.com/office/word/2010/wordprocessingShape" mc:Ignorable="w14 w15 w16se w16cid w16 w16cex w16sdtdh w16sdtfl w16du wp14">
+<w:footnotes xmlns:wpc="http://schemas.microsoft.com/office/word/2010/wordprocessingCanvas" xmlns:cx="http://schemas.microsoft.com/office/drawing/2014/chartex" xmlns:cx1="http://schemas.microsoft.com/office/drawing/2015/9/8/chartex" xmlns:cx2="http://schemas.microsoft.com/office/drawing/2015/10/21/chartex" xmlns:cx3="http://schemas.microsoft.com/office/drawing/2016/5/9/chartex" xmlns:cx4="http://schemas.microsoft.com/office/drawing/2016/5/10/chartex" xmlns:cx5="http://schemas.microsoft.com/office/drawing/2016/5/11/chartex" xmlns:cx6="http://schemas.microsoft.com/office/drawing/2016/5/12/chartex" xmlns:cx7="http://schemas.microsoft.com/office/drawing/2016/5/13/chartex" xmlns:cx8="http://schemas.microsoft.com/office/drawing/2016/5/14/chartex" xmlns:mc="http://schemas.openxmlformats.org/markup-compatibility/2006" xmlns:aink="http://schemas.microsoft.com/office/drawing/2016/ink" xmlns:am3d="http://schemas.microsoft.com/office/drawing/2017/model3d" xmlns:o="urn:schemas-microsoft-com:office:office" xmlns:r="http://schemas.openxmlformats.org/officeDocument/2006/relationships" xmlns:m="http://schemas.openxmlformats.org/officeDocument/2006/math" xmlns:v="urn:schemas-microsoft-com:vml" xmlns:wp14="http://schemas.microsoft.com/office/word/2010/wordprocessingDrawing" xmlns:wp="http://schemas.openxmlformats.org/drawingml/2006/wordprocessingDrawing" xmlns:w10="urn:schemas-microsoft-com:office:word" xmlns:w="http://schemas.openxmlformats.org/wordprocessingml/2006/main" xmlns:w14="http://schemas.microsoft.com/office/word/2010/wordml" xmlns:w15="http://schemas.microsoft.com/office/word/2012/wordml" xmlns:w16cex="http://schemas.microsoft.com/office/word/2018/wordml/cex" xmlns:w16cid="http://schemas.microsoft.com/office/word/2016/wordml/cid" xmlns:w16="http://schemas.microsoft.com/office/word/2018/wordml" xmlns:w16sdtdh="http://schemas.microsoft.com/office/word/2020/wordml/sdtdatahash" xmlns:w16se="http://schemas.microsoft.com/office/word/2015/wordml/symex" xmlns:wpg="http://schemas.microsoft.com/office/word/2010/wordprocessingGroup" xmlns:wpi="http://schemas.microsoft.com/office/word/2010/wordprocessingInk" xmlns:wne="http://schemas.microsoft.com/office/word/2006/wordml" xmlns:wps="http://schemas.microsoft.com/office/word/2010/wordprocessingShape" mc:Ignorable="w14 w15 w16se w16cid w16 w16cex w16sdtdh wp14">
   <w:footnote w:type="separator" w:id="-1">
     <w:p>
       <w:r>
@@ -6074,7 +6003,7 @@
 </file>
 
 <file path=word/numbering.xml><?xml version="1.0" encoding="utf-8"?>
-<w:numbering xmlns:wpc="http://schemas.microsoft.com/office/word/2010/wordprocessingCanvas" xmlns:cx="http://schemas.microsoft.com/office/drawing/2014/chartex" xmlns:cx1="http://schemas.microsoft.com/office/drawing/2015/9/8/chartex" xmlns:cx2="http://schemas.microsoft.com/office/drawing/2015/10/21/chartex" xmlns:cx3="http://schemas.microsoft.com/office/drawing/2016/5/9/chartex" xmlns:cx4="http://schemas.microsoft.com/office/drawing/2016/5/10/chartex" xmlns:cx5="http://schemas.microsoft.com/office/drawing/2016/5/11/chartex" xmlns:cx6="http://schemas.microsoft.com/office/drawing/2016/5/12/chartex" xmlns:cx7="http://schemas.microsoft.com/office/drawing/2016/5/13/chartex" xmlns:cx8="http://schemas.microsoft.com/office/drawing/2016/5/14/chartex" xmlns:mc="http://schemas.openxmlformats.org/markup-compatibility/2006" xmlns:aink="http://schemas.microsoft.com/office/drawing/2016/ink" xmlns:am3d="http://schemas.microsoft.com/office/drawing/2017/model3d" xmlns:o="urn:schemas-microsoft-com:office:office" xmlns:oel="http://schemas.microsoft.com/office/2019/extlst" xmlns:r="http://schemas.openxmlformats.org/officeDocument/2006/relationships" xmlns:m="http://schemas.openxmlformats.org/officeDocument/2006/math" xmlns:v="urn:schemas-microsoft-com:vml" xmlns:wp14="http://schemas.microsoft.com/office/word/2010/wordprocessingDrawing" xmlns:wp="http://schemas.openxmlformats.org/drawingml/2006/wordprocessingDrawing" xmlns:w10="urn:schemas-microsoft-com:office:word" xmlns:w="http://schemas.openxmlformats.org/wordprocessingml/2006/main" xmlns:w14="http://schemas.microsoft.com/office/word/2010/wordml" xmlns:w15="http://schemas.microsoft.com/office/word/2012/wordml" xmlns:w16cex="http://schemas.microsoft.com/office/word/2018/wordml/cex" xmlns:w16cid="http://schemas.microsoft.com/office/word/2016/wordml/cid" xmlns:w16="http://schemas.microsoft.com/office/word/2018/wordml" xmlns:w16du="http://schemas.microsoft.com/office/word/2023/wordml/word16du" xmlns:w16sdtdh="http://schemas.microsoft.com/office/word/2020/wordml/sdtdatahash" xmlns:w16sdtfl="http://schemas.microsoft.com/office/word/2024/wordml/sdtformatlock" xmlns:w16se="http://schemas.microsoft.com/office/word/2015/wordml/symex" xmlns:wpg="http://schemas.microsoft.com/office/word/2010/wordprocessingGroup" xmlns:wpi="http://schemas.microsoft.com/office/word/2010/wordprocessingInk" xmlns:wne="http://schemas.microsoft.com/office/word/2006/wordml" xmlns:wps="http://schemas.microsoft.com/office/word/2010/wordprocessingShape" mc:Ignorable="w14 w15 w16se w16cid w16 w16cex w16sdtdh w16sdtfl w16du wp14">
+<w:numbering xmlns:wpc="http://schemas.microsoft.com/office/word/2010/wordprocessingCanvas" xmlns:cx="http://schemas.microsoft.com/office/drawing/2014/chartex" xmlns:cx1="http://schemas.microsoft.com/office/drawing/2015/9/8/chartex" xmlns:cx2="http://schemas.microsoft.com/office/drawing/2015/10/21/chartex" xmlns:cx3="http://schemas.microsoft.com/office/drawing/2016/5/9/chartex" xmlns:cx4="http://schemas.microsoft.com/office/drawing/2016/5/10/chartex" xmlns:cx5="http://schemas.microsoft.com/office/drawing/2016/5/11/chartex" xmlns:cx6="http://schemas.microsoft.com/office/drawing/2016/5/12/chartex" xmlns:cx7="http://schemas.microsoft.com/office/drawing/2016/5/13/chartex" xmlns:cx8="http://schemas.microsoft.com/office/drawing/2016/5/14/chartex" xmlns:mc="http://schemas.openxmlformats.org/markup-compatibility/2006" xmlns:aink="http://schemas.microsoft.com/office/drawing/2016/ink" xmlns:am3d="http://schemas.microsoft.com/office/drawing/2017/model3d" xmlns:o="urn:schemas-microsoft-com:office:office" xmlns:r="http://schemas.openxmlformats.org/officeDocument/2006/relationships" xmlns:m="http://schemas.openxmlformats.org/officeDocument/2006/math" xmlns:v="urn:schemas-microsoft-com:vml" xmlns:wp14="http://schemas.microsoft.com/office/word/2010/wordprocessingDrawing" xmlns:wp="http://schemas.openxmlformats.org/drawingml/2006/wordprocessingDrawing" xmlns:w10="urn:schemas-microsoft-com:office:word" xmlns:w="http://schemas.openxmlformats.org/wordprocessingml/2006/main" xmlns:w14="http://schemas.microsoft.com/office/word/2010/wordml" xmlns:w15="http://schemas.microsoft.com/office/word/2012/wordml" xmlns:w16cex="http://schemas.microsoft.com/office/word/2018/wordml/cex" xmlns:w16cid="http://schemas.microsoft.com/office/word/2016/wordml/cid" xmlns:w16="http://schemas.microsoft.com/office/word/2018/wordml" xmlns:w16sdtdh="http://schemas.microsoft.com/office/word/2020/wordml/sdtdatahash" xmlns:w16se="http://schemas.microsoft.com/office/word/2015/wordml/symex" xmlns:wpg="http://schemas.microsoft.com/office/word/2010/wordprocessingGroup" xmlns:wpi="http://schemas.microsoft.com/office/word/2010/wordprocessingInk" xmlns:wne="http://schemas.microsoft.com/office/word/2006/wordml" xmlns:wps="http://schemas.microsoft.com/office/word/2010/wordprocessingShape" mc:Ignorable="w14 w15 w16se w16cid w16 w16cex w16sdtdh wp14">
   <w:abstractNum w:abstractNumId="0" w15:restartNumberingAfterBreak="0">
     <w:nsid w:val="046A13ED"/>
     <w:multiLevelType w:val="multilevel"/>
@@ -6580,7 +6509,7 @@
   <w:abstractNum w:abstractNumId="5" w15:restartNumberingAfterBreak="0">
     <w:nsid w:val="638C2CB7"/>
     <w:multiLevelType w:val="multilevel"/>
-    <w:tmpl w:val="196CC044"/>
+    <w:tmpl w:val="EDEC3CC6"/>
     <w:lvl w:ilvl="0">
       <w:start w:val="2"/>
       <w:numFmt w:val="ideographLegalTraditional"/>
@@ -6611,6 +6540,7 @@
         <w:rFonts w:ascii="Arial" w:eastAsia="標楷體" w:hAnsi="Arial" w:hint="default"/>
         <w:b/>
         <w:i w:val="0"/>
+        <w:lang w:val="en-US"/>
       </w:rPr>
     </w:lvl>
     <w:lvl w:ilvl="2">
@@ -6720,29 +6650,29 @@
       </w:rPr>
     </w:lvl>
   </w:abstractNum>
-  <w:num w:numId="1" w16cid:durableId="1446971818">
+  <w:num w:numId="1">
     <w:abstractNumId w:val="0"/>
   </w:num>
-  <w:num w:numId="2" w16cid:durableId="884371383">
+  <w:num w:numId="2">
     <w:abstractNumId w:val="5"/>
   </w:num>
-  <w:num w:numId="3" w16cid:durableId="1427261995">
+  <w:num w:numId="3">
     <w:abstractNumId w:val="1"/>
   </w:num>
-  <w:num w:numId="4" w16cid:durableId="1696030550">
+  <w:num w:numId="4">
     <w:abstractNumId w:val="2"/>
   </w:num>
-  <w:num w:numId="5" w16cid:durableId="264926828">
+  <w:num w:numId="5">
     <w:abstractNumId w:val="4"/>
   </w:num>
-  <w:num w:numId="6" w16cid:durableId="124548545">
+  <w:num w:numId="6">
     <w:abstractNumId w:val="3"/>
   </w:num>
 </w:numbering>
 </file>
 
 <file path=word/styles.xml><?xml version="1.0" encoding="utf-8"?>
-<w:styles xmlns:mc="http://schemas.openxmlformats.org/markup-compatibility/2006" xmlns:r="http://schemas.openxmlformats.org/officeDocument/2006/relationships" xmlns:w="http://schemas.openxmlformats.org/wordprocessingml/2006/main" xmlns:w14="http://schemas.microsoft.com/office/word/2010/wordml" xmlns:w15="http://schemas.microsoft.com/office/word/2012/wordml" xmlns:w16cex="http://schemas.microsoft.com/office/word/2018/wordml/cex" xmlns:w16cid="http://schemas.microsoft.com/office/word/2016/wordml/cid" xmlns:w16="http://schemas.microsoft.com/office/word/2018/wordml" xmlns:w16du="http://schemas.microsoft.com/office/word/2023/wordml/word16du" xmlns:w16sdtdh="http://schemas.microsoft.com/office/word/2020/wordml/sdtdatahash" xmlns:w16sdtfl="http://schemas.microsoft.com/office/word/2024/wordml/sdtformatlock" xmlns:w16se="http://schemas.microsoft.com/office/word/2015/wordml/symex" mc:Ignorable="w14 w15 w16se w16cid w16 w16cex w16sdtdh w16sdtfl w16du">
+<w:styles xmlns:mc="http://schemas.openxmlformats.org/markup-compatibility/2006" xmlns:r="http://schemas.openxmlformats.org/officeDocument/2006/relationships" xmlns:w="http://schemas.openxmlformats.org/wordprocessingml/2006/main" xmlns:w14="http://schemas.microsoft.com/office/word/2010/wordml" xmlns:w15="http://schemas.microsoft.com/office/word/2012/wordml" xmlns:w16cex="http://schemas.microsoft.com/office/word/2018/wordml/cex" xmlns:w16cid="http://schemas.microsoft.com/office/word/2016/wordml/cid" xmlns:w16="http://schemas.microsoft.com/office/word/2018/wordml" xmlns:w16sdtdh="http://schemas.microsoft.com/office/word/2020/wordml/sdtdatahash" xmlns:w16se="http://schemas.microsoft.com/office/word/2015/wordml/symex" mc:Ignorable="w14 w15 w16se w16cid w16 w16cex w16sdtdh">
   <w:docDefaults>
     <w:rPrDefault>
       <w:rPr>
